--- a/valencia/UD04/UD04 - Activitats no avaluables.docx
+++ b/valencia/UD04/UD04 - Activitats no avaluables.docx
@@ -335,7 +335,7 @@
           <w:szCs w:val="32"/>
           <w:rtl w:val="0"/>
         </w:rPr>
-        <w:t xml:space="preserve">Actualitzat Octubre 2024</w:t>
+        <w:t xml:space="preserve">Actualitzat Setembre 2025</w:t>
       </w:r>
     </w:p>
     <w:p>
@@ -682,6 +682,7 @@
     </w:p>
     <w:sdt>
       <w:sdtPr>
+        <w:id w:val="625048923"/>
         <w:docPartObj>
           <w:docPartGallery w:val="Table of Contents"/>
           <w:docPartUnique w:val="1"/>
@@ -1168,17 +1169,6 @@
           <w:rtl w:val="0"/>
         </w:rPr>
         <w:t xml:space="preserve">Utilitza el fòrum per compartir les teues impressions i dubtes.</w:t>
-      </w:r>
-    </w:p>
-    <w:p>
-      <w:pPr>
-        <w:pageBreakBefore w:val="0"/>
-        <w:rPr/>
-      </w:pPr>
-      <w:r>
-        <w:rPr>
-          <w:rtl w:val="0"/>
-        </w:rPr>
       </w:r>
     </w:p>
     <w:p>
@@ -1520,11 +1510,19 @@
       </w:pPr>
     </w:pPrDefault>
   </w:docDefaults>
+  <w:style w:type="table" w:styleId="TableNormal" w:default="1">
+    <w:name w:val="TableNormal"/>
+    <w:tblPr>
+      <w:tblCellMar>
+        <w:top w:w="100.0" w:type="dxa"/>
+        <w:left w:w="100.0" w:type="dxa"/>
+        <w:bottom w:w="100.0" w:type="dxa"/>
+        <w:right w:w="100.0" w:type="dxa"/>
+      </w:tblCellMar>
+    </w:tblPr>
+  </w:style>
   <w:style w:type="paragraph" w:styleId="Normal" w:default="1">
     <w:name w:val="normal"/>
-  </w:style>
-  <w:style w:type="table" w:styleId="TableNormal" w:default="1">
-    <w:name w:val="Table Normal"/>
   </w:style>
   <w:style w:type="paragraph" w:styleId="Heading1">
     <w:name w:val="heading 1"/>
